--- a/tillsyn/A 12297-2025 tillsynsbegäran.docx
+++ b/tillsyn/A 12297-2025 tillsynsbegäran.docx
@@ -218,7 +218,7 @@
     <w:r>
       <w:tab/>
       <w:tab/>
-      <w:t>2025-03-14</w:t>
+      <w:t>2025-03-15</w:t>
       <w:br/>
       <w:br/>
     </w:r>

--- a/tillsyn/A 12297-2025 tillsynsbegäran.docx
+++ b/tillsyn/A 12297-2025 tillsynsbegäran.docx
@@ -218,7 +218,7 @@
     <w:r>
       <w:tab/>
       <w:tab/>
-      <w:t>2025-03-15</w:t>
+      <w:t>2025-03-16</w:t>
       <w:br/>
       <w:br/>
     </w:r>

--- a/tillsyn/A 12297-2025 tillsynsbegäran.docx
+++ b/tillsyn/A 12297-2025 tillsynsbegäran.docx
@@ -218,7 +218,7 @@
     <w:r>
       <w:tab/>
       <w:tab/>
-      <w:t>2025-03-16</w:t>
+      <w:t>2025-03-17</w:t>
       <w:br/>
       <w:br/>
     </w:r>

--- a/tillsyn/A 12297-2025 tillsynsbegäran.docx
+++ b/tillsyn/A 12297-2025 tillsynsbegäran.docx
@@ -218,7 +218,7 @@
     <w:r>
       <w:tab/>
       <w:tab/>
-      <w:t>2025-03-17</w:t>
+      <w:t>2025-03-18</w:t>
       <w:br/>
       <w:br/>
     </w:r>

--- a/tillsyn/A 12297-2025 tillsynsbegäran.docx
+++ b/tillsyn/A 12297-2025 tillsynsbegäran.docx
@@ -218,7 +218,7 @@
     <w:r>
       <w:tab/>
       <w:tab/>
-      <w:t>2025-03-18</w:t>
+      <w:t>2025-03-19</w:t>
       <w:br/>
       <w:br/>
     </w:r>

--- a/tillsyn/A 12297-2025 tillsynsbegäran.docx
+++ b/tillsyn/A 12297-2025 tillsynsbegäran.docx
@@ -218,7 +218,7 @@
     <w:r>
       <w:tab/>
       <w:tab/>
-      <w:t>2025-03-19</w:t>
+      <w:t>2025-03-20</w:t>
       <w:br/>
       <w:br/>
     </w:r>

--- a/tillsyn/A 12297-2025 tillsynsbegäran.docx
+++ b/tillsyn/A 12297-2025 tillsynsbegäran.docx
@@ -218,7 +218,7 @@
     <w:r>
       <w:tab/>
       <w:tab/>
-      <w:t>2025-03-20</w:t>
+      <w:t>2025-03-21</w:t>
       <w:br/>
       <w:br/>
     </w:r>

--- a/tillsyn/A 12297-2025 tillsynsbegäran.docx
+++ b/tillsyn/A 12297-2025 tillsynsbegäran.docx
@@ -218,7 +218,7 @@
     <w:r>
       <w:tab/>
       <w:tab/>
-      <w:t>2025-03-21</w:t>
+      <w:t>2025-03-22</w:t>
       <w:br/>
       <w:br/>
     </w:r>

--- a/tillsyn/A 12297-2025 tillsynsbegäran.docx
+++ b/tillsyn/A 12297-2025 tillsynsbegäran.docx
@@ -218,7 +218,7 @@
     <w:r>
       <w:tab/>
       <w:tab/>
-      <w:t>2025-03-22</w:t>
+      <w:t>2025-03-23</w:t>
       <w:br/>
       <w:br/>
     </w:r>

--- a/tillsyn/A 12297-2025 tillsynsbegäran.docx
+++ b/tillsyn/A 12297-2025 tillsynsbegäran.docx
@@ -218,7 +218,7 @@
     <w:r>
       <w:tab/>
       <w:tab/>
-      <w:t>2025-03-23</w:t>
+      <w:t>2025-03-24</w:t>
       <w:br/>
       <w:br/>
     </w:r>

--- a/tillsyn/A 12297-2025 tillsynsbegäran.docx
+++ b/tillsyn/A 12297-2025 tillsynsbegäran.docx
@@ -218,7 +218,7 @@
     <w:r>
       <w:tab/>
       <w:tab/>
-      <w:t>2025-03-24</w:t>
+      <w:t>2025-03-25</w:t>
       <w:br/>
       <w:br/>
     </w:r>

--- a/tillsyn/A 12297-2025 tillsynsbegäran.docx
+++ b/tillsyn/A 12297-2025 tillsynsbegäran.docx
@@ -218,7 +218,7 @@
     <w:r>
       <w:tab/>
       <w:tab/>
-      <w:t>2025-03-25</w:t>
+      <w:t>2025-03-26</w:t>
       <w:br/>
       <w:br/>
     </w:r>

--- a/tillsyn/A 12297-2025 tillsynsbegäran.docx
+++ b/tillsyn/A 12297-2025 tillsynsbegäran.docx
@@ -218,7 +218,7 @@
     <w:r>
       <w:tab/>
       <w:tab/>
-      <w:t>2025-03-26</w:t>
+      <w:t>2025-03-27</w:t>
       <w:br/>
       <w:br/>
     </w:r>

--- a/tillsyn/A 12297-2025 tillsynsbegäran.docx
+++ b/tillsyn/A 12297-2025 tillsynsbegäran.docx
@@ -218,7 +218,7 @@
     <w:r>
       <w:tab/>
       <w:tab/>
-      <w:t>2025-03-27</w:t>
+      <w:t>2025-03-28</w:t>
       <w:br/>
       <w:br/>
     </w:r>

--- a/tillsyn/A 12297-2025 tillsynsbegäran.docx
+++ b/tillsyn/A 12297-2025 tillsynsbegäran.docx
@@ -218,7 +218,7 @@
     <w:r>
       <w:tab/>
       <w:tab/>
-      <w:t>2025-04-02</w:t>
+      <w:t>2025-04-03</w:t>
       <w:br/>
       <w:br/>
     </w:r>

--- a/tillsyn/A 12297-2025 tillsynsbegäran.docx
+++ b/tillsyn/A 12297-2025 tillsynsbegäran.docx
@@ -218,7 +218,7 @@
     <w:r>
       <w:tab/>
       <w:tab/>
-      <w:t>2025-04-03</w:t>
+      <w:t>2025-04-05</w:t>
       <w:br/>
       <w:br/>
     </w:r>

--- a/tillsyn/A 12297-2025 tillsynsbegäran.docx
+++ b/tillsyn/A 12297-2025 tillsynsbegäran.docx
@@ -218,7 +218,7 @@
     <w:r>
       <w:tab/>
       <w:tab/>
-      <w:t>2025-04-05</w:t>
+      <w:t>2025-04-06</w:t>
       <w:br/>
       <w:br/>
     </w:r>

--- a/tillsyn/A 12297-2025 tillsynsbegäran.docx
+++ b/tillsyn/A 12297-2025 tillsynsbegäran.docx
@@ -218,7 +218,7 @@
     <w:r>
       <w:tab/>
       <w:tab/>
-      <w:t>2025-04-06</w:t>
+      <w:t>2025-04-07</w:t>
       <w:br/>
       <w:br/>
     </w:r>

--- a/tillsyn/A 12297-2025 tillsynsbegäran.docx
+++ b/tillsyn/A 12297-2025 tillsynsbegäran.docx
@@ -218,7 +218,7 @@
     <w:r>
       <w:tab/>
       <w:tab/>
-      <w:t>2025-04-07</w:t>
+      <w:t>2025-04-08</w:t>
       <w:br/>
       <w:br/>
     </w:r>

--- a/tillsyn/A 12297-2025 tillsynsbegäran.docx
+++ b/tillsyn/A 12297-2025 tillsynsbegäran.docx
@@ -218,7 +218,7 @@
     <w:r>
       <w:tab/>
       <w:tab/>
-      <w:t>2025-04-08</w:t>
+      <w:t>2025-04-09</w:t>
       <w:br/>
       <w:br/>
     </w:r>

--- a/tillsyn/A 12297-2025 tillsynsbegäran.docx
+++ b/tillsyn/A 12297-2025 tillsynsbegäran.docx
@@ -90,6 +90,28 @@
         <w:t>Figur 1. Fyndplatser för naturvårdsarter i det avverkningsanmälda området (röd linje). Markörer utan svart kant är placerade på fyndplatsen. Markörer med svart kant är placerade vid sidan av fyndplatsen och har ett svart streck som visar fyndplatsens exakta position. Kartans mittpunktskoordinat är N 6505551, E 574235 i SWEREF 99 TM.</w:t>
       </w:r>
     </w:p>
+    <w:p>
+      <w:r>
+        <w:rPr>
+          <w:b/>
+        </w:rPr>
+        <w:t xml:space="preserve">Tallticka (NT) </w:t>
+      </w:r>
+      <w:r>
+        <w:t>uppträder först på tallar som är 100–150 år gamla men är vanligast på träd som är runt 150–200 år eller äldre. I skogslandskapet är den främst knuten till tallnaturskogar och restbiotoper med biologiskt gamla träd och signalerar vanligtvis skyddsvärda tallbestånd med höga naturvärden (SLU Artdatabanken, 2023; Nitare &amp; Skogsstyrelsen, 2019).</w:t>
+      </w:r>
+    </w:p>
+    <w:p>
+      <w:r>
+        <w:rPr>
+          <w:b/>
+        </w:rPr>
+        <w:t>Vedskivlav (NT)</w:t>
+      </w:r>
+      <w:r>
+        <w:t xml:space="preserve"> växer på gammal, torr, exponerad, hård kärnved av framförallt tall i naturskogsartade bestånd. Avverkning av tallskog av naturskogskaraktär med spår av återkommande bränder är ett hot. Mängden lämplig ved att växa på för vedskivlav minskar, dels på grund av naturlig nedbrytning men framförallt på grund av att de förstörs i samband med slutavverkningar, gallringar och markberedning. Tall- och blandbarrskogar av naturskogskaraktär med spår av återkommande bränder bör skyddas (SLU Artdatabanken, 2024).</w:t>
+      </w:r>
+    </w:p>
     <w:sectPr>
       <w:headerReference w:type="even" r:id="rId8"/>
       <w:headerReference w:type="default" r:id="rId9"/>
@@ -218,7 +240,7 @@
     <w:r>
       <w:tab/>
       <w:tab/>
-      <w:t>2025-04-09</w:t>
+      <w:t>2025-04-10</w:t>
       <w:br/>
       <w:br/>
     </w:r>

--- a/tillsyn/A 12297-2025 tillsynsbegäran.docx
+++ b/tillsyn/A 12297-2025 tillsynsbegäran.docx
@@ -240,7 +240,7 @@
     <w:r>
       <w:tab/>
       <w:tab/>
-      <w:t>2025-04-10</w:t>
+      <w:t>2025-04-11</w:t>
       <w:br/>
       <w:br/>
     </w:r>

--- a/tillsyn/A 12297-2025 tillsynsbegäran.docx
+++ b/tillsyn/A 12297-2025 tillsynsbegäran.docx
@@ -240,7 +240,7 @@
     <w:r>
       <w:tab/>
       <w:tab/>
-      <w:t>2025-04-11</w:t>
+      <w:t>2025-04-12</w:t>
       <w:br/>
       <w:br/>
     </w:r>

--- a/tillsyn/A 12297-2025 tillsynsbegäran.docx
+++ b/tillsyn/A 12297-2025 tillsynsbegäran.docx
@@ -240,7 +240,7 @@
     <w:r>
       <w:tab/>
       <w:tab/>
-      <w:t>2025-04-12</w:t>
+      <w:t>2025-04-13</w:t>
       <w:br/>
       <w:br/>
     </w:r>

--- a/tillsyn/A 12297-2025 tillsynsbegäran.docx
+++ b/tillsyn/A 12297-2025 tillsynsbegäran.docx
@@ -240,7 +240,7 @@
     <w:r>
       <w:tab/>
       <w:tab/>
-      <w:t>2025-04-13</w:t>
+      <w:t>2025-04-14</w:t>
       <w:br/>
       <w:br/>
     </w:r>

--- a/tillsyn/A 12297-2025 tillsynsbegäran.docx
+++ b/tillsyn/A 12297-2025 tillsynsbegäran.docx
@@ -240,7 +240,7 @@
     <w:r>
       <w:tab/>
       <w:tab/>
-      <w:t>2025-04-14</w:t>
+      <w:t>2025-04-15</w:t>
       <w:br/>
       <w:br/>
     </w:r>

--- a/tillsyn/A 12297-2025 tillsynsbegäran.docx
+++ b/tillsyn/A 12297-2025 tillsynsbegäran.docx
@@ -240,7 +240,7 @@
     <w:r>
       <w:tab/>
       <w:tab/>
-      <w:t>2025-04-15</w:t>
+      <w:t>2025-04-16</w:t>
       <w:br/>
       <w:br/>
     </w:r>

--- a/tillsyn/A 12297-2025 tillsynsbegäran.docx
+++ b/tillsyn/A 12297-2025 tillsynsbegäran.docx
@@ -240,7 +240,7 @@
     <w:r>
       <w:tab/>
       <w:tab/>
-      <w:t>2025-04-16</w:t>
+      <w:t>2025-04-17</w:t>
       <w:br/>
       <w:br/>
     </w:r>

--- a/tillsyn/A 12297-2025 tillsynsbegäran.docx
+++ b/tillsyn/A 12297-2025 tillsynsbegäran.docx
@@ -240,7 +240,7 @@
     <w:r>
       <w:tab/>
       <w:tab/>
-      <w:t>2025-04-17</w:t>
+      <w:t>2025-04-18</w:t>
       <w:br/>
       <w:br/>
     </w:r>

--- a/tillsyn/A 12297-2025 tillsynsbegäran.docx
+++ b/tillsyn/A 12297-2025 tillsynsbegäran.docx
@@ -240,7 +240,7 @@
     <w:r>
       <w:tab/>
       <w:tab/>
-      <w:t>2025-05-03</w:t>
+      <w:t>2025-05-04</w:t>
       <w:br/>
       <w:br/>
     </w:r>

--- a/tillsyn/A 12297-2025 tillsynsbegäran.docx
+++ b/tillsyn/A 12297-2025 tillsynsbegäran.docx
@@ -240,7 +240,7 @@
     <w:r>
       <w:tab/>
       <w:tab/>
-      <w:t>2025-05-04</w:t>
+      <w:t>2025-05-06</w:t>
       <w:br/>
       <w:br/>
     </w:r>

--- a/tillsyn/A 12297-2025 tillsynsbegäran.docx
+++ b/tillsyn/A 12297-2025 tillsynsbegäran.docx
@@ -240,7 +240,7 @@
     <w:r>
       <w:tab/>
       <w:tab/>
-      <w:t>2025-05-06</w:t>
+      <w:t>2025-05-07</w:t>
       <w:br/>
       <w:br/>
     </w:r>

--- a/tillsyn/A 12297-2025 tillsynsbegäran.docx
+++ b/tillsyn/A 12297-2025 tillsynsbegäran.docx
@@ -240,7 +240,7 @@
     <w:r>
       <w:tab/>
       <w:tab/>
-      <w:t>2025-05-07</w:t>
+      <w:t>2025-05-08</w:t>
       <w:br/>
       <w:br/>
     </w:r>

--- a/tillsyn/A 12297-2025 tillsynsbegäran.docx
+++ b/tillsyn/A 12297-2025 tillsynsbegäran.docx
@@ -240,7 +240,7 @@
     <w:r>
       <w:tab/>
       <w:tab/>
-      <w:t>2025-05-08</w:t>
+      <w:t>2025-05-09</w:t>
       <w:br/>
       <w:br/>
     </w:r>

--- a/tillsyn/A 12297-2025 tillsynsbegäran.docx
+++ b/tillsyn/A 12297-2025 tillsynsbegäran.docx
@@ -240,7 +240,7 @@
     <w:r>
       <w:tab/>
       <w:tab/>
-      <w:t>2025-05-09</w:t>
+      <w:t>2025-05-10</w:t>
       <w:br/>
       <w:br/>
     </w:r>

--- a/tillsyn/A 12297-2025 tillsynsbegäran.docx
+++ b/tillsyn/A 12297-2025 tillsynsbegäran.docx
@@ -240,7 +240,7 @@
     <w:r>
       <w:tab/>
       <w:tab/>
-      <w:t>2025-05-10</w:t>
+      <w:t>2025-05-11</w:t>
       <w:br/>
       <w:br/>
     </w:r>

--- a/tillsyn/A 12297-2025 tillsynsbegäran.docx
+++ b/tillsyn/A 12297-2025 tillsynsbegäran.docx
@@ -240,7 +240,7 @@
     <w:r>
       <w:tab/>
       <w:tab/>
-      <w:t>2025-05-11</w:t>
+      <w:t>2025-05-12</w:t>
       <w:br/>
       <w:br/>
     </w:r>

--- a/tillsyn/A 12297-2025 tillsynsbegäran.docx
+++ b/tillsyn/A 12297-2025 tillsynsbegäran.docx
@@ -240,7 +240,7 @@
     <w:r>
       <w:tab/>
       <w:tab/>
-      <w:t>2025-05-12</w:t>
+      <w:t>2025-05-13</w:t>
       <w:br/>
       <w:br/>
     </w:r>

--- a/tillsyn/A 12297-2025 tillsynsbegäran.docx
+++ b/tillsyn/A 12297-2025 tillsynsbegäran.docx
@@ -240,7 +240,7 @@
     <w:r>
       <w:tab/>
       <w:tab/>
-      <w:t>2025-05-13</w:t>
+      <w:t>2025-05-14</w:t>
       <w:br/>
       <w:br/>
     </w:r>

--- a/tillsyn/A 12297-2025 tillsynsbegäran.docx
+++ b/tillsyn/A 12297-2025 tillsynsbegäran.docx
@@ -240,7 +240,7 @@
     <w:r>
       <w:tab/>
       <w:tab/>
-      <w:t>2025-05-14</w:t>
+      <w:t>2025-05-15</w:t>
       <w:br/>
       <w:br/>
     </w:r>

--- a/tillsyn/A 12297-2025 tillsynsbegäran.docx
+++ b/tillsyn/A 12297-2025 tillsynsbegäran.docx
@@ -240,7 +240,7 @@
     <w:r>
       <w:tab/>
       <w:tab/>
-      <w:t>2025-05-15</w:t>
+      <w:t>2025-05-16</w:t>
       <w:br/>
       <w:br/>
     </w:r>

--- a/tillsyn/A 12297-2025 tillsynsbegäran.docx
+++ b/tillsyn/A 12297-2025 tillsynsbegäran.docx
@@ -240,7 +240,7 @@
     <w:r>
       <w:tab/>
       <w:tab/>
-      <w:t>2025-05-16</w:t>
+      <w:t>2025-05-17</w:t>
       <w:br/>
       <w:br/>
     </w:r>

--- a/tillsyn/A 12297-2025 tillsynsbegäran.docx
+++ b/tillsyn/A 12297-2025 tillsynsbegäran.docx
@@ -240,7 +240,7 @@
     <w:r>
       <w:tab/>
       <w:tab/>
-      <w:t>2025-05-17</w:t>
+      <w:t>2025-05-18</w:t>
       <w:br/>
       <w:br/>
     </w:r>

--- a/tillsyn/A 12297-2025 tillsynsbegäran.docx
+++ b/tillsyn/A 12297-2025 tillsynsbegäran.docx
@@ -240,7 +240,7 @@
     <w:r>
       <w:tab/>
       <w:tab/>
-      <w:t>2025-05-18</w:t>
+      <w:t>2025-05-19</w:t>
       <w:br/>
       <w:br/>
     </w:r>

--- a/tillsyn/A 12297-2025 tillsynsbegäran.docx
+++ b/tillsyn/A 12297-2025 tillsynsbegäran.docx
@@ -240,7 +240,7 @@
     <w:r>
       <w:tab/>
       <w:tab/>
-      <w:t>2025-05-19</w:t>
+      <w:t>2025-05-20</w:t>
       <w:br/>
       <w:br/>
     </w:r>

--- a/tillsyn/A 12297-2025 tillsynsbegäran.docx
+++ b/tillsyn/A 12297-2025 tillsynsbegäran.docx
@@ -240,7 +240,7 @@
     <w:r>
       <w:tab/>
       <w:tab/>
-      <w:t>2025-05-20</w:t>
+      <w:t>2025-05-21</w:t>
       <w:br/>
       <w:br/>
     </w:r>

--- a/tillsyn/A 12297-2025 tillsynsbegäran.docx
+++ b/tillsyn/A 12297-2025 tillsynsbegäran.docx
@@ -240,7 +240,7 @@
     <w:r>
       <w:tab/>
       <w:tab/>
-      <w:t>2025-05-21</w:t>
+      <w:t>2025-05-22</w:t>
       <w:br/>
       <w:br/>
     </w:r>

--- a/tillsyn/A 12297-2025 tillsynsbegäran.docx
+++ b/tillsyn/A 12297-2025 tillsynsbegäran.docx
@@ -240,7 +240,7 @@
     <w:r>
       <w:tab/>
       <w:tab/>
-      <w:t>2025-05-22</w:t>
+      <w:t>2025-05-23</w:t>
       <w:br/>
       <w:br/>
     </w:r>

--- a/tillsyn/A 12297-2025 tillsynsbegäran.docx
+++ b/tillsyn/A 12297-2025 tillsynsbegäran.docx
@@ -240,7 +240,7 @@
     <w:r>
       <w:tab/>
       <w:tab/>
-      <w:t>2025-05-23</w:t>
+      <w:t>2025-05-24</w:t>
       <w:br/>
       <w:br/>
     </w:r>

--- a/tillsyn/A 12297-2025 tillsynsbegäran.docx
+++ b/tillsyn/A 12297-2025 tillsynsbegäran.docx
@@ -240,7 +240,7 @@
     <w:r>
       <w:tab/>
       <w:tab/>
-      <w:t>2025-05-24</w:t>
+      <w:t>2025-05-25</w:t>
       <w:br/>
       <w:br/>
     </w:r>

--- a/tillsyn/A 12297-2025 tillsynsbegäran.docx
+++ b/tillsyn/A 12297-2025 tillsynsbegäran.docx
@@ -240,7 +240,7 @@
     <w:r>
       <w:tab/>
       <w:tab/>
-      <w:t>2025-05-25</w:t>
+      <w:t>2025-05-26</w:t>
       <w:br/>
       <w:br/>
     </w:r>

--- a/tillsyn/A 12297-2025 tillsynsbegäran.docx
+++ b/tillsyn/A 12297-2025 tillsynsbegäran.docx
@@ -240,7 +240,7 @@
     <w:r>
       <w:tab/>
       <w:tab/>
-      <w:t>2025-05-26</w:t>
+      <w:t>2025-05-27</w:t>
       <w:br/>
       <w:br/>
     </w:r>

--- a/tillsyn/A 12297-2025 tillsynsbegäran.docx
+++ b/tillsyn/A 12297-2025 tillsynsbegäran.docx
@@ -240,7 +240,7 @@
     <w:r>
       <w:tab/>
       <w:tab/>
-      <w:t>2025-05-27</w:t>
+      <w:t>2025-05-30</w:t>
       <w:br/>
       <w:br/>
     </w:r>

--- a/tillsyn/A 12297-2025 tillsynsbegäran.docx
+++ b/tillsyn/A 12297-2025 tillsynsbegäran.docx
@@ -240,7 +240,7 @@
     <w:r>
       <w:tab/>
       <w:tab/>
-      <w:t>2025-05-30</w:t>
+      <w:t>2025-06-01</w:t>
       <w:br/>
       <w:br/>
     </w:r>

--- a/tillsyn/A 12297-2025 tillsynsbegäran.docx
+++ b/tillsyn/A 12297-2025 tillsynsbegäran.docx
@@ -240,7 +240,7 @@
     <w:r>
       <w:tab/>
       <w:tab/>
-      <w:t>2025-06-01</w:t>
+      <w:t>2025-06-02</w:t>
       <w:br/>
       <w:br/>
     </w:r>

--- a/tillsyn/A 12297-2025 tillsynsbegäran.docx
+++ b/tillsyn/A 12297-2025 tillsynsbegäran.docx
@@ -240,7 +240,7 @@
     <w:r>
       <w:tab/>
       <w:tab/>
-      <w:t>2025-06-02</w:t>
+      <w:t>2025-06-03</w:t>
       <w:br/>
       <w:br/>
     </w:r>

--- a/tillsyn/A 12297-2025 tillsynsbegäran.docx
+++ b/tillsyn/A 12297-2025 tillsynsbegäran.docx
@@ -240,7 +240,7 @@
     <w:r>
       <w:tab/>
       <w:tab/>
-      <w:t>2025-06-03</w:t>
+      <w:t>2025-06-04</w:t>
       <w:br/>
       <w:br/>
     </w:r>

--- a/tillsyn/A 12297-2025 tillsynsbegäran.docx
+++ b/tillsyn/A 12297-2025 tillsynsbegäran.docx
@@ -240,7 +240,7 @@
     <w:r>
       <w:tab/>
       <w:tab/>
-      <w:t>2025-06-04</w:t>
+      <w:t>2025-06-05</w:t>
       <w:br/>
       <w:br/>
     </w:r>

--- a/tillsyn/A 12297-2025 tillsynsbegäran.docx
+++ b/tillsyn/A 12297-2025 tillsynsbegäran.docx
@@ -240,7 +240,7 @@
     <w:r>
       <w:tab/>
       <w:tab/>
-      <w:t>2025-06-05</w:t>
+      <w:t>2025-06-13</w:t>
       <w:br/>
       <w:br/>
     </w:r>

--- a/tillsyn/A 12297-2025 tillsynsbegäran.docx
+++ b/tillsyn/A 12297-2025 tillsynsbegäran.docx
@@ -240,7 +240,7 @@
     <w:r>
       <w:tab/>
       <w:tab/>
-      <w:t>2025-06-13</w:t>
+      <w:t>2025-06-15</w:t>
       <w:br/>
       <w:br/>
     </w:r>

--- a/tillsyn/A 12297-2025 tillsynsbegäran.docx
+++ b/tillsyn/A 12297-2025 tillsynsbegäran.docx
@@ -240,7 +240,7 @@
     <w:r>
       <w:tab/>
       <w:tab/>
-      <w:t>2025-06-15</w:t>
+      <w:t>2025-06-16</w:t>
       <w:br/>
       <w:br/>
     </w:r>

--- a/tillsyn/A 12297-2025 tillsynsbegäran.docx
+++ b/tillsyn/A 12297-2025 tillsynsbegäran.docx
@@ -240,7 +240,7 @@
     <w:r>
       <w:tab/>
       <w:tab/>
-      <w:t>2025-06-16</w:t>
+      <w:t>2025-06-17</w:t>
       <w:br/>
       <w:br/>
     </w:r>

--- a/tillsyn/A 12297-2025 tillsynsbegäran.docx
+++ b/tillsyn/A 12297-2025 tillsynsbegäran.docx
@@ -240,7 +240,7 @@
     <w:r>
       <w:tab/>
       <w:tab/>
-      <w:t>2025-06-17</w:t>
+      <w:t>2025-06-18</w:t>
       <w:br/>
       <w:br/>
     </w:r>

--- a/tillsyn/A 12297-2025 tillsynsbegäran.docx
+++ b/tillsyn/A 12297-2025 tillsynsbegäran.docx
@@ -240,7 +240,7 @@
     <w:r>
       <w:tab/>
       <w:tab/>
-      <w:t>2025-06-18</w:t>
+      <w:t>2025-06-19</w:t>
       <w:br/>
       <w:br/>
     </w:r>

--- a/tillsyn/A 12297-2025 tillsynsbegäran.docx
+++ b/tillsyn/A 12297-2025 tillsynsbegäran.docx
@@ -240,7 +240,7 @@
     <w:r>
       <w:tab/>
       <w:tab/>
-      <w:t>2025-06-19</w:t>
+      <w:t>2025-06-20</w:t>
       <w:br/>
       <w:br/>
     </w:r>

--- a/tillsyn/A 12297-2025 tillsynsbegäran.docx
+++ b/tillsyn/A 12297-2025 tillsynsbegäran.docx
@@ -240,7 +240,7 @@
     <w:r>
       <w:tab/>
       <w:tab/>
-      <w:t>2025-06-20</w:t>
+      <w:t>2025-06-21</w:t>
       <w:br/>
       <w:br/>
     </w:r>

--- a/tillsyn/A 12297-2025 tillsynsbegäran.docx
+++ b/tillsyn/A 12297-2025 tillsynsbegäran.docx
@@ -240,7 +240,7 @@
     <w:r>
       <w:tab/>
       <w:tab/>
-      <w:t>2025-06-21</w:t>
+      <w:t>2025-06-22</w:t>
       <w:br/>
       <w:br/>
     </w:r>

--- a/tillsyn/A 12297-2025 tillsynsbegäran.docx
+++ b/tillsyn/A 12297-2025 tillsynsbegäran.docx
@@ -240,7 +240,7 @@
     <w:r>
       <w:tab/>
       <w:tab/>
-      <w:t>2025-06-22</w:t>
+      <w:t>2025-06-23</w:t>
       <w:br/>
       <w:br/>
     </w:r>

--- a/tillsyn/A 12297-2025 tillsynsbegäran.docx
+++ b/tillsyn/A 12297-2025 tillsynsbegäran.docx
@@ -240,7 +240,7 @@
     <w:r>
       <w:tab/>
       <w:tab/>
-      <w:t>2025-06-23</w:t>
+      <w:t>2025-06-24</w:t>
       <w:br/>
       <w:br/>
     </w:r>

--- a/tillsyn/A 12297-2025 tillsynsbegäran.docx
+++ b/tillsyn/A 12297-2025 tillsynsbegäran.docx
@@ -240,7 +240,7 @@
     <w:r>
       <w:tab/>
       <w:tab/>
-      <w:t>2025-06-24</w:t>
+      <w:t>2025-06-25</w:t>
       <w:br/>
       <w:br/>
     </w:r>

--- a/tillsyn/A 12297-2025 tillsynsbegäran.docx
+++ b/tillsyn/A 12297-2025 tillsynsbegäran.docx
@@ -240,7 +240,7 @@
     <w:r>
       <w:tab/>
       <w:tab/>
-      <w:t>2025-06-25</w:t>
+      <w:t>2025-06-26</w:t>
       <w:br/>
       <w:br/>
     </w:r>

--- a/tillsyn/A 12297-2025 tillsynsbegäran.docx
+++ b/tillsyn/A 12297-2025 tillsynsbegäran.docx
@@ -240,7 +240,7 @@
     <w:r>
       <w:tab/>
       <w:tab/>
-      <w:t>2025-06-26</w:t>
+      <w:t>2025-06-27</w:t>
       <w:br/>
       <w:br/>
     </w:r>

--- a/tillsyn/A 12297-2025 tillsynsbegäran.docx
+++ b/tillsyn/A 12297-2025 tillsynsbegäran.docx
@@ -240,7 +240,7 @@
     <w:r>
       <w:tab/>
       <w:tab/>
-      <w:t>2025-06-27</w:t>
+      <w:t>2025-06-28</w:t>
       <w:br/>
       <w:br/>
     </w:r>

--- a/tillsyn/A 12297-2025 tillsynsbegäran.docx
+++ b/tillsyn/A 12297-2025 tillsynsbegäran.docx
@@ -240,7 +240,7 @@
     <w:r>
       <w:tab/>
       <w:tab/>
-      <w:t>2025-06-28</w:t>
+      <w:t>2025-06-29</w:t>
       <w:br/>
       <w:br/>
     </w:r>

--- a/tillsyn/A 12297-2025 tillsynsbegäran.docx
+++ b/tillsyn/A 12297-2025 tillsynsbegäran.docx
@@ -240,7 +240,7 @@
     <w:r>
       <w:tab/>
       <w:tab/>
-      <w:t>2025-06-29</w:t>
+      <w:t>2025-06-30</w:t>
       <w:br/>
       <w:br/>
     </w:r>

--- a/tillsyn/A 12297-2025 tillsynsbegäran.docx
+++ b/tillsyn/A 12297-2025 tillsynsbegäran.docx
@@ -240,7 +240,7 @@
     <w:r>
       <w:tab/>
       <w:tab/>
-      <w:t>2025-06-30</w:t>
+      <w:t>2025-07-01</w:t>
       <w:br/>
       <w:br/>
     </w:r>

--- a/tillsyn/A 12297-2025 tillsynsbegäran.docx
+++ b/tillsyn/A 12297-2025 tillsynsbegäran.docx
@@ -240,7 +240,7 @@
     <w:r>
       <w:tab/>
       <w:tab/>
-      <w:t>2025-07-01</w:t>
+      <w:t>2025-07-02</w:t>
       <w:br/>
       <w:br/>
     </w:r>

--- a/tillsyn/A 12297-2025 tillsynsbegäran.docx
+++ b/tillsyn/A 12297-2025 tillsynsbegäran.docx
@@ -240,7 +240,7 @@
     <w:r>
       <w:tab/>
       <w:tab/>
-      <w:t>2025-07-02</w:t>
+      <w:t>2025-07-03</w:t>
       <w:br/>
       <w:br/>
     </w:r>

--- a/tillsyn/A 12297-2025 tillsynsbegäran.docx
+++ b/tillsyn/A 12297-2025 tillsynsbegäran.docx
@@ -240,7 +240,7 @@
     <w:r>
       <w:tab/>
       <w:tab/>
-      <w:t>2025-07-03</w:t>
+      <w:t>2025-07-04</w:t>
       <w:br/>
       <w:br/>
     </w:r>

--- a/tillsyn/A 12297-2025 tillsynsbegäran.docx
+++ b/tillsyn/A 12297-2025 tillsynsbegäran.docx
@@ -240,7 +240,7 @@
     <w:r>
       <w:tab/>
       <w:tab/>
-      <w:t>2025-07-04</w:t>
+      <w:t>2025-07-05</w:t>
       <w:br/>
       <w:br/>
     </w:r>

--- a/tillsyn/A 12297-2025 tillsynsbegäran.docx
+++ b/tillsyn/A 12297-2025 tillsynsbegäran.docx
@@ -240,7 +240,7 @@
     <w:r>
       <w:tab/>
       <w:tab/>
-      <w:t>2025-07-05</w:t>
+      <w:t>2025-07-06</w:t>
       <w:br/>
       <w:br/>
     </w:r>

--- a/tillsyn/A 12297-2025 tillsynsbegäran.docx
+++ b/tillsyn/A 12297-2025 tillsynsbegäran.docx
@@ -240,7 +240,7 @@
     <w:r>
       <w:tab/>
       <w:tab/>
-      <w:t>2025-07-06</w:t>
+      <w:t>2025-07-07</w:t>
       <w:br/>
       <w:br/>
     </w:r>

--- a/tillsyn/A 12297-2025 tillsynsbegäran.docx
+++ b/tillsyn/A 12297-2025 tillsynsbegäran.docx
@@ -240,7 +240,7 @@
     <w:r>
       <w:tab/>
       <w:tab/>
-      <w:t>2025-07-07</w:t>
+      <w:t>2025-07-08</w:t>
       <w:br/>
       <w:br/>
     </w:r>

--- a/tillsyn/A 12297-2025 tillsynsbegäran.docx
+++ b/tillsyn/A 12297-2025 tillsynsbegäran.docx
@@ -240,7 +240,7 @@
     <w:r>
       <w:tab/>
       <w:tab/>
-      <w:t>2025-07-08</w:t>
+      <w:t>2025-07-09</w:t>
       <w:br/>
       <w:br/>
     </w:r>

--- a/tillsyn/A 12297-2025 tillsynsbegäran.docx
+++ b/tillsyn/A 12297-2025 tillsynsbegäran.docx
@@ -240,7 +240,7 @@
     <w:r>
       <w:tab/>
       <w:tab/>
-      <w:t>2025-07-09</w:t>
+      <w:t>2025-07-11</w:t>
       <w:br/>
       <w:br/>
     </w:r>

--- a/tillsyn/A 12297-2025 tillsynsbegäran.docx
+++ b/tillsyn/A 12297-2025 tillsynsbegäran.docx
@@ -240,7 +240,7 @@
     <w:r>
       <w:tab/>
       <w:tab/>
-      <w:t>2025-07-11</w:t>
+      <w:t>2025-07-12</w:t>
       <w:br/>
       <w:br/>
     </w:r>

--- a/tillsyn/A 12297-2025 tillsynsbegäran.docx
+++ b/tillsyn/A 12297-2025 tillsynsbegäran.docx
@@ -240,7 +240,7 @@
     <w:r>
       <w:tab/>
       <w:tab/>
-      <w:t>2025-07-12</w:t>
+      <w:t>2025-07-13</w:t>
       <w:br/>
       <w:br/>
     </w:r>

--- a/tillsyn/A 12297-2025 tillsynsbegäran.docx
+++ b/tillsyn/A 12297-2025 tillsynsbegäran.docx
@@ -240,7 +240,7 @@
     <w:r>
       <w:tab/>
       <w:tab/>
-      <w:t>2025-07-13</w:t>
+      <w:t>2025-07-14</w:t>
       <w:br/>
       <w:br/>
     </w:r>

--- a/tillsyn/A 12297-2025 tillsynsbegäran.docx
+++ b/tillsyn/A 12297-2025 tillsynsbegäran.docx
@@ -240,7 +240,7 @@
     <w:r>
       <w:tab/>
       <w:tab/>
-      <w:t>2025-08-06</w:t>
+      <w:t>2025-08-09</w:t>
       <w:br/>
       <w:br/>
     </w:r>
